--- a/MCP_Apps_Trust_Boundaries_Proposal_EN.docx
+++ b/MCP_Apps_Trust_Boundaries_Proposal_EN.docx
@@ -955,7 +955,7 @@
         <w:pStyle w:val="ListBullet"/>
       </w:pPr>
       <w:r>
-        <w:t>1. Links: allow https only, verify domain and path, and require consent before opening an external link.</w:t>
+        <w:t>1. Links: protocol scheme validation (http/https) and explicit user consent prior to dispatching window.open.</w:t>
       </w:r>
     </w:p>
     <w:p>
@@ -963,7 +963,7 @@
         <w:pStyle w:val="ListBullet"/>
       </w:pPr>
       <w:r>
-        <w:t>2. Messages and context: require consent for ui/message and ui/update-model-context, show the source, and set size and rate limits.</w:t>
+        <w:t>2. Messages and context: explicit user consent, origin source badge display, and message size caps (4 KB limit).</w:t>
       </w:r>
     </w:p>
     <w:p>

--- a/MCP_Apps_Trust_Boundaries_Proposal_EN.docx
+++ b/MCP_Apps_Trust_Boundaries_Proposal_EN.docx
@@ -44,7 +44,7 @@
         <w:rPr>
           <w:sz w:val="20"/>
         </w:rPr>
-        <w:t>Prof. Dr. B. Malik Nasir Ali Al-Jabri; Mubarak Walid Al-Hamadi; Yasin Abd Al-Aziz Al-Khalqi; Muhammad Saif Ali Al-Heimi</w:t>
+        <w:t>Prof. Dr. Malik Nasir Ali Al-Jabri (Supervisor); Mubarak Walid Al-Hamadi; Yasin Abd Al-Aziz Al-Khalqi; Muhammad Saif Ali Al-Heimi</w:t>
       </w:r>
     </w:p>
     <w:p>
